--- a/Natural Language Policy Automation with Intelligent IoT Device Selection.docx
+++ b/Natural Language Policy Automation with Intelligent IoT Device Selection.docx
@@ -1032,6 +1032,13 @@
     </w:p>
     <w:sdt>
       <w:sdtPr>
+        <w:rPr>
+          <w:rFonts w:asciiTheme="minorHAnsi" w:eastAsiaTheme="minorHAnsi" w:hAnsiTheme="minorHAnsi" w:cstheme="minorBidi"/>
+          <w:b w:val="0"/>
+          <w:color w:val="auto"/>
+          <w:sz w:val="22"/>
+          <w:szCs w:val="22"/>
+        </w:rPr>
         <w:id w:val="-48229928"/>
         <w:docPartObj>
           <w:docPartGallery w:val="Table of Contents"/>
@@ -1040,12 +1047,8 @@
       </w:sdtPr>
       <w:sdtEndPr>
         <w:rPr>
-          <w:rFonts w:asciiTheme="minorHAnsi" w:eastAsiaTheme="minorHAnsi" w:hAnsiTheme="minorHAnsi" w:cstheme="minorBidi"/>
           <w:bCs/>
           <w:noProof/>
-          <w:color w:val="auto"/>
-          <w:sz w:val="22"/>
-          <w:szCs w:val="22"/>
         </w:rPr>
       </w:sdtEndPr>
       <w:sdtContent>
@@ -2126,7 +2129,23 @@
                 <w:noProof/>
                 <w:lang w:eastAsia="de-DE"/>
               </w:rPr>
-              <w:t xml:space="preserve"> Flow Chart</w:t>
+              <w:t xml:space="preserve"> Flow Ch</w:t>
+            </w:r>
+            <w:r>
+              <w:rPr>
+                <w:rStyle w:val="Hyperlink"/>
+                <w:noProof/>
+                <w:lang w:eastAsia="de-DE"/>
+              </w:rPr>
+              <w:t>a</w:t>
+            </w:r>
+            <w:r>
+              <w:rPr>
+                <w:rStyle w:val="Hyperlink"/>
+                <w:noProof/>
+                <w:lang w:eastAsia="de-DE"/>
+              </w:rPr>
+              <w:t>rt</w:t>
             </w:r>
             <w:r>
               <w:rPr>
@@ -3802,13 +3821,23 @@
           <w:szCs w:val="28"/>
         </w:rPr>
       </w:pPr>
-      <w:r>
-        <w:rPr>
-          <w:rFonts w:ascii="Arial" w:hAnsi="Arial" w:cs="Arial"/>
-          <w:sz w:val="28"/>
-          <w:szCs w:val="28"/>
-        </w:rPr>
-        <w:t>mplement a mechanism to intelligently identify and map the relevant IoT devices required for executing each policy without manual intervention.</w:t>
+      <w:proofErr w:type="spellStart"/>
+      <w:r>
+        <w:rPr>
+          <w:rFonts w:ascii="Arial" w:hAnsi="Arial" w:cs="Arial"/>
+          <w:sz w:val="28"/>
+          <w:szCs w:val="28"/>
+        </w:rPr>
+        <w:t>mplement</w:t>
+      </w:r>
+      <w:proofErr w:type="spellEnd"/>
+      <w:r>
+        <w:rPr>
+          <w:rFonts w:ascii="Arial" w:hAnsi="Arial" w:cs="Arial"/>
+          <w:sz w:val="28"/>
+          <w:szCs w:val="28"/>
+        </w:rPr>
+        <w:t xml:space="preserve"> a mechanism to intelligently identify and map the relevant IoT devices required for executing each policy without manual intervention.</w:t>
       </w:r>
     </w:p>
     <w:p>
@@ -4211,6 +4240,7 @@
         </w:rPr>
         <w:t xml:space="preserve">. For instance, </w:t>
       </w:r>
+      <w:proofErr w:type="spellStart"/>
       <w:r>
         <w:rPr>
           <w:rFonts w:ascii="Arial" w:hAnsi="Arial" w:cs="Arial"/>
@@ -4221,6 +4251,7 @@
         </w:rPr>
         <w:t>AutoIoT</w:t>
       </w:r>
+      <w:proofErr w:type="spellEnd"/>
       <w:r>
         <w:rPr>
           <w:rFonts w:ascii="Arial" w:hAnsi="Arial" w:cs="Arial"/>
@@ -4309,7 +4340,25 @@
           <w:szCs w:val="28"/>
         </w:rPr>
         <w:lastRenderedPageBreak/>
-        <w:t>occupancy detection, anomaly recognition, and activity monitoring (e.g., NVIDIA Metropolis and Intel OpenVINO toolkits). These systems are widely used for industrial surveillance and safety analytics but are not natively integrated with policy-driven IoT automation frameworks.</w:t>
+        <w:t xml:space="preserve">occupancy detection, anomaly recognition, and activity monitoring (e.g., NVIDIA Metropolis and Intel </w:t>
+      </w:r>
+      <w:proofErr w:type="spellStart"/>
+      <w:r>
+        <w:rPr>
+          <w:rFonts w:ascii="Arial" w:hAnsi="Arial" w:cs="Arial"/>
+          <w:sz w:val="28"/>
+          <w:szCs w:val="28"/>
+        </w:rPr>
+        <w:t>OpenVINO</w:t>
+      </w:r>
+      <w:proofErr w:type="spellEnd"/>
+      <w:r>
+        <w:rPr>
+          <w:rFonts w:ascii="Arial" w:hAnsi="Arial" w:cs="Arial"/>
+          <w:sz w:val="28"/>
+          <w:szCs w:val="28"/>
+        </w:rPr>
+        <w:t xml:space="preserve"> toolkits). These systems are widely used for industrial surveillance and safety analytics but are not natively integrated with policy-driven IoT automation frameworks.</w:t>
       </w:r>
     </w:p>
     <w:p>
@@ -5030,7 +5079,27 @@
           <w:szCs w:val="28"/>
           <w:lang w:eastAsia="de-DE"/>
         </w:rPr>
-        <w:t>The VLM returns results in structured format (e.g., person_detected=True).</w:t>
+        <w:t xml:space="preserve">The VLM returns results in structured format (e.g., </w:t>
+      </w:r>
+      <w:proofErr w:type="spellStart"/>
+      <w:r>
+        <w:rPr>
+          <w:rFonts w:ascii="Arial" w:hAnsi="Arial" w:cs="Arial"/>
+          <w:sz w:val="28"/>
+          <w:szCs w:val="28"/>
+          <w:lang w:eastAsia="de-DE"/>
+        </w:rPr>
+        <w:t>person_detected</w:t>
+      </w:r>
+      <w:proofErr w:type="spellEnd"/>
+      <w:r>
+        <w:rPr>
+          <w:rFonts w:ascii="Arial" w:hAnsi="Arial" w:cs="Arial"/>
+          <w:sz w:val="28"/>
+          <w:szCs w:val="28"/>
+          <w:lang w:eastAsia="de-DE"/>
+        </w:rPr>
+        <w:t>=True).</w:t>
       </w:r>
     </w:p>
     <w:p>
@@ -5113,7 +5182,27 @@
           <w:szCs w:val="28"/>
           <w:lang w:eastAsia="de-DE"/>
         </w:rPr>
-        <w:t>The executor sends commands to IoT devices in a standardized format (e.g., LOCK_DOOR(room=1)).</w:t>
+        <w:t>The executor sends commands to IoT devices in a standardized format (e.g., LOCK_</w:t>
+      </w:r>
+      <w:proofErr w:type="gramStart"/>
+      <w:r>
+        <w:rPr>
+          <w:rFonts w:ascii="Arial" w:hAnsi="Arial" w:cs="Arial"/>
+          <w:sz w:val="28"/>
+          <w:szCs w:val="28"/>
+          <w:lang w:eastAsia="de-DE"/>
+        </w:rPr>
+        <w:t>DOOR(</w:t>
+      </w:r>
+      <w:proofErr w:type="gramEnd"/>
+      <w:r>
+        <w:rPr>
+          <w:rFonts w:ascii="Arial" w:hAnsi="Arial" w:cs="Arial"/>
+          <w:sz w:val="28"/>
+          <w:szCs w:val="28"/>
+          <w:lang w:eastAsia="de-DE"/>
+        </w:rPr>
+        <w:t>room=1)).</w:t>
       </w:r>
     </w:p>
     <w:p>
@@ -5705,9 +5794,74 @@
       <w:bookmarkStart w:id="22" w:name="_Toc208367890"/>
       <w:r>
         <w:rPr>
+          <w:rFonts w:cs="Arial"/>
+          <w:b w:val="0"/>
+          <w:bCs/>
+          <w:noProof/>
+          <w:szCs w:val="28"/>
           <w:lang w:eastAsia="de-DE"/>
         </w:rPr>
         <w:lastRenderedPageBreak/>
+        <w:drawing>
+          <wp:anchor distT="0" distB="0" distL="114300" distR="114300" simplePos="0" relativeHeight="251661312" behindDoc="0" locked="0" layoutInCell="1" allowOverlap="1" wp14:anchorId="628FBE4C" wp14:editId="4449E360">
+            <wp:simplePos x="0" y="0"/>
+            <wp:positionH relativeFrom="column">
+              <wp:posOffset>-322331</wp:posOffset>
+            </wp:positionH>
+            <wp:positionV relativeFrom="paragraph">
+              <wp:posOffset>239257</wp:posOffset>
+            </wp:positionV>
+            <wp:extent cx="3143250" cy="8477885"/>
+            <wp:effectExtent l="0" t="0" r="0" b="0"/>
+            <wp:wrapNone/>
+            <wp:docPr id="1336038562" name="Picture 4"/>
+            <wp:cNvGraphicFramePr>
+              <a:graphicFrameLocks xmlns:a="http://schemas.openxmlformats.org/drawingml/2006/main" noChangeAspect="1"/>
+            </wp:cNvGraphicFramePr>
+            <a:graphic xmlns:a="http://schemas.openxmlformats.org/drawingml/2006/main">
+              <a:graphicData uri="http://schemas.openxmlformats.org/drawingml/2006/picture">
+                <pic:pic xmlns:pic="http://schemas.openxmlformats.org/drawingml/2006/picture">
+                  <pic:nvPicPr>
+                    <pic:cNvPr id="1336038562" name="Picture 1336038562"/>
+                    <pic:cNvPicPr/>
+                  </pic:nvPicPr>
+                  <pic:blipFill>
+                    <a:blip r:embed="rId9">
+                      <a:extLst>
+                        <a:ext uri="{28A0092B-C50C-407E-A947-70E740481C1C}">
+                          <a14:useLocalDpi xmlns:a14="http://schemas.microsoft.com/office/drawing/2010/main" val="0"/>
+                        </a:ext>
+                      </a:extLst>
+                    </a:blip>
+                    <a:stretch>
+                      <a:fillRect/>
+                    </a:stretch>
+                  </pic:blipFill>
+                  <pic:spPr>
+                    <a:xfrm>
+                      <a:off x="0" y="0"/>
+                      <a:ext cx="3143250" cy="8477885"/>
+                    </a:xfrm>
+                    <a:prstGeom prst="rect">
+                      <a:avLst/>
+                    </a:prstGeom>
+                  </pic:spPr>
+                </pic:pic>
+              </a:graphicData>
+            </a:graphic>
+            <wp14:sizeRelH relativeFrom="margin">
+              <wp14:pctWidth>0</wp14:pctWidth>
+            </wp14:sizeRelH>
+            <wp14:sizeRelV relativeFrom="margin">
+              <wp14:pctHeight>0</wp14:pctHeight>
+            </wp14:sizeRelV>
+          </wp:anchor>
+        </w:drawing>
+      </w:r>
+      <w:r>
+        <w:rPr>
+          <w:lang w:eastAsia="de-DE"/>
+        </w:rPr>
         <w:t>Block Diagram</w:t>
       </w:r>
       <w:r>
@@ -5754,7 +5908,7 @@
           <w:lang w:eastAsia="de-DE"/>
         </w:rPr>
         <w:drawing>
-          <wp:anchor distT="0" distB="0" distL="114300" distR="114300" simplePos="0" relativeHeight="251662336" behindDoc="0" locked="0" layoutInCell="1" allowOverlap="1" wp14:anchorId="3B2AB287" wp14:editId="499DCD40">
+          <wp:anchor distT="0" distB="0" distL="114300" distR="114300" simplePos="0" relativeHeight="251662336" behindDoc="0" locked="0" layoutInCell="1" allowOverlap="1" wp14:anchorId="3B2AB287" wp14:editId="03743017">
             <wp:simplePos x="0" y="0"/>
             <wp:positionH relativeFrom="column">
               <wp:posOffset>3416300</wp:posOffset>
@@ -5777,7 +5931,7 @@
                     <pic:cNvPicPr/>
                   </pic:nvPicPr>
                   <pic:blipFill>
-                    <a:blip r:embed="rId9">
+                    <a:blip r:embed="rId10">
                       <a:extLst>
                         <a:ext uri="{28A0092B-C50C-407E-A947-70E740481C1C}">
                           <a14:useLocalDpi xmlns:a14="http://schemas.microsoft.com/office/drawing/2010/main" val="0"/>
@@ -5812,72 +5966,6 @@
       <w:r>
         <w:rPr>
           <w:rFonts w:ascii="Arial" w:hAnsi="Arial" w:cs="Arial"/>
-          <w:b/>
-          <w:bCs/>
-          <w:noProof/>
-          <w:sz w:val="28"/>
-          <w:szCs w:val="28"/>
-          <w:lang w:eastAsia="de-DE"/>
-        </w:rPr>
-        <w:drawing>
-          <wp:anchor distT="0" distB="0" distL="114300" distR="114300" simplePos="0" relativeHeight="251661312" behindDoc="0" locked="0" layoutInCell="1" allowOverlap="1" wp14:anchorId="628FBE4C" wp14:editId="0933B674">
-            <wp:simplePos x="0" y="0"/>
-            <wp:positionH relativeFrom="column">
-              <wp:posOffset>-314325</wp:posOffset>
-            </wp:positionH>
-            <wp:positionV relativeFrom="paragraph">
-              <wp:posOffset>116205</wp:posOffset>
-            </wp:positionV>
-            <wp:extent cx="3143250" cy="8477885"/>
-            <wp:effectExtent l="0" t="0" r="0" b="0"/>
-            <wp:wrapNone/>
-            <wp:docPr id="1336038562" name="Picture 4"/>
-            <wp:cNvGraphicFramePr>
-              <a:graphicFrameLocks xmlns:a="http://schemas.openxmlformats.org/drawingml/2006/main" noChangeAspect="1"/>
-            </wp:cNvGraphicFramePr>
-            <a:graphic xmlns:a="http://schemas.openxmlformats.org/drawingml/2006/main">
-              <a:graphicData uri="http://schemas.openxmlformats.org/drawingml/2006/picture">
-                <pic:pic xmlns:pic="http://schemas.openxmlformats.org/drawingml/2006/picture">
-                  <pic:nvPicPr>
-                    <pic:cNvPr id="1336038562" name="Picture 1336038562"/>
-                    <pic:cNvPicPr/>
-                  </pic:nvPicPr>
-                  <pic:blipFill>
-                    <a:blip r:embed="rId10">
-                      <a:extLst>
-                        <a:ext uri="{28A0092B-C50C-407E-A947-70E740481C1C}">
-                          <a14:useLocalDpi xmlns:a14="http://schemas.microsoft.com/office/drawing/2010/main" val="0"/>
-                        </a:ext>
-                      </a:extLst>
-                    </a:blip>
-                    <a:stretch>
-                      <a:fillRect/>
-                    </a:stretch>
-                  </pic:blipFill>
-                  <pic:spPr>
-                    <a:xfrm>
-                      <a:off x="0" y="0"/>
-                      <a:ext cx="3143250" cy="8477885"/>
-                    </a:xfrm>
-                    <a:prstGeom prst="rect">
-                      <a:avLst/>
-                    </a:prstGeom>
-                  </pic:spPr>
-                </pic:pic>
-              </a:graphicData>
-            </a:graphic>
-            <wp14:sizeRelH relativeFrom="margin">
-              <wp14:pctWidth>0</wp14:pctWidth>
-            </wp14:sizeRelH>
-            <wp14:sizeRelV relativeFrom="margin">
-              <wp14:pctHeight>0</wp14:pctHeight>
-            </wp14:sizeRelV>
-          </wp:anchor>
-        </w:drawing>
-      </w:r>
-      <w:r>
-        <w:rPr>
-          <w:rFonts w:ascii="Arial" w:hAnsi="Arial" w:cs="Arial"/>
           <w:lang w:eastAsia="de-DE"/>
         </w:rPr>
         <w:br w:type="page"/>
@@ -9098,8 +9186,49 @@
           <w:szCs w:val="28"/>
           <w:lang w:eastAsia="de-DE"/>
         </w:rPr>
-        <w:t xml:space="preserve">[1] Yuyang Du, Qun Yang, Liujianfu Wang, Jingqi Lin, Hongwei Cui, Soung Chang Liew, “LLMind 2.0: Distributed IoT Automation with Natural Language M2M Communication and Lightweight LLM Agents,” </w:t>
-      </w:r>
+        <w:t xml:space="preserve">[1] Yuyang Du, Qun Yang, </w:t>
+      </w:r>
+      <w:proofErr w:type="spellStart"/>
+      <w:r>
+        <w:rPr>
+          <w:rFonts w:ascii="Arial" w:hAnsi="Arial" w:cs="Arial"/>
+          <w:sz w:val="28"/>
+          <w:szCs w:val="28"/>
+          <w:lang w:eastAsia="de-DE"/>
+        </w:rPr>
+        <w:t>Liujianfu</w:t>
+      </w:r>
+      <w:proofErr w:type="spellEnd"/>
+      <w:r>
+        <w:rPr>
+          <w:rFonts w:ascii="Arial" w:hAnsi="Arial" w:cs="Arial"/>
+          <w:sz w:val="28"/>
+          <w:szCs w:val="28"/>
+          <w:lang w:eastAsia="de-DE"/>
+        </w:rPr>
+        <w:t xml:space="preserve"> Wang, Jingqi Lin, Hongwei Cui, Soung Chang Liew, “</w:t>
+      </w:r>
+      <w:proofErr w:type="spellStart"/>
+      <w:r>
+        <w:rPr>
+          <w:rFonts w:ascii="Arial" w:hAnsi="Arial" w:cs="Arial"/>
+          <w:sz w:val="28"/>
+          <w:szCs w:val="28"/>
+          <w:lang w:eastAsia="de-DE"/>
+        </w:rPr>
+        <w:t>LLMind</w:t>
+      </w:r>
+      <w:proofErr w:type="spellEnd"/>
+      <w:r>
+        <w:rPr>
+          <w:rFonts w:ascii="Arial" w:hAnsi="Arial" w:cs="Arial"/>
+          <w:sz w:val="28"/>
+          <w:szCs w:val="28"/>
+          <w:lang w:eastAsia="de-DE"/>
+        </w:rPr>
+        <w:t xml:space="preserve"> 2.0: Distributed IoT Automation with Natural Language M2M Communication and Lightweight LLM Agents,” </w:t>
+      </w:r>
+      <w:proofErr w:type="spellStart"/>
       <w:r>
         <w:rPr>
           <w:rFonts w:ascii="Arial" w:hAnsi="Arial" w:cs="Arial"/>
@@ -9109,7 +9238,19 @@
           <w:szCs w:val="28"/>
           <w:lang w:eastAsia="de-DE"/>
         </w:rPr>
-        <w:t>arXiv preprint</w:t>
+        <w:t>arXiv</w:t>
+      </w:r>
+      <w:proofErr w:type="spellEnd"/>
+      <w:r>
+        <w:rPr>
+          <w:rFonts w:ascii="Arial" w:hAnsi="Arial" w:cs="Arial"/>
+          <w:i/>
+          <w:iCs/>
+          <w:sz w:val="28"/>
+          <w:szCs w:val="28"/>
+          <w:lang w:eastAsia="de-DE"/>
+        </w:rPr>
+        <w:t xml:space="preserve"> preprint</w:t>
       </w:r>
       <w:r>
         <w:rPr>
@@ -9121,6 +9262,7 @@
         <w:t xml:space="preserve">, August 2025. </w:t>
       </w:r>
       <w:hyperlink r:id="rId11" w:tgtFrame="_blank" w:history="1">
+        <w:proofErr w:type="spellStart"/>
         <w:r>
           <w:rPr>
             <w:rStyle w:val="Hyperlink"/>
@@ -9131,6 +9273,7 @@
           </w:rPr>
           <w:t>arXiv</w:t>
         </w:r>
+        <w:proofErr w:type="spellEnd"/>
       </w:hyperlink>
     </w:p>
     <w:p>
@@ -9150,8 +9293,69 @@
           <w:szCs w:val="28"/>
           <w:lang w:eastAsia="de-DE"/>
         </w:rPr>
-        <w:t xml:space="preserve">[2] Leming Shen, Qiang Yang, Yuanqing Zheng, Mo Li, “AutoIOT: LLM-Driven Automated Natural Language Programming for AIoT Applications,” </w:t>
-      </w:r>
+        <w:t xml:space="preserve">[2] Leming Shen, Qiang Yang, </w:t>
+      </w:r>
+      <w:proofErr w:type="spellStart"/>
+      <w:r>
+        <w:rPr>
+          <w:rFonts w:ascii="Arial" w:hAnsi="Arial" w:cs="Arial"/>
+          <w:sz w:val="28"/>
+          <w:szCs w:val="28"/>
+          <w:lang w:eastAsia="de-DE"/>
+        </w:rPr>
+        <w:t>Yuanqing</w:t>
+      </w:r>
+      <w:proofErr w:type="spellEnd"/>
+      <w:r>
+        <w:rPr>
+          <w:rFonts w:ascii="Arial" w:hAnsi="Arial" w:cs="Arial"/>
+          <w:sz w:val="28"/>
+          <w:szCs w:val="28"/>
+          <w:lang w:eastAsia="de-DE"/>
+        </w:rPr>
+        <w:t xml:space="preserve"> Zheng, Mo Li, “</w:t>
+      </w:r>
+      <w:proofErr w:type="spellStart"/>
+      <w:r>
+        <w:rPr>
+          <w:rFonts w:ascii="Arial" w:hAnsi="Arial" w:cs="Arial"/>
+          <w:sz w:val="28"/>
+          <w:szCs w:val="28"/>
+          <w:lang w:eastAsia="de-DE"/>
+        </w:rPr>
+        <w:t>AutoIOT</w:t>
+      </w:r>
+      <w:proofErr w:type="spellEnd"/>
+      <w:r>
+        <w:rPr>
+          <w:rFonts w:ascii="Arial" w:hAnsi="Arial" w:cs="Arial"/>
+          <w:sz w:val="28"/>
+          <w:szCs w:val="28"/>
+          <w:lang w:eastAsia="de-DE"/>
+        </w:rPr>
+        <w:t xml:space="preserve">: LLM-Driven Automated Natural Language Programming for </w:t>
+      </w:r>
+      <w:proofErr w:type="spellStart"/>
+      <w:r>
+        <w:rPr>
+          <w:rFonts w:ascii="Arial" w:hAnsi="Arial" w:cs="Arial"/>
+          <w:sz w:val="28"/>
+          <w:szCs w:val="28"/>
+          <w:lang w:eastAsia="de-DE"/>
+        </w:rPr>
+        <w:t>AIoT</w:t>
+      </w:r>
+      <w:proofErr w:type="spellEnd"/>
+      <w:r>
+        <w:rPr>
+          <w:rFonts w:ascii="Arial" w:hAnsi="Arial" w:cs="Arial"/>
+          <w:sz w:val="28"/>
+          <w:szCs w:val="28"/>
+          <w:lang w:eastAsia="de-DE"/>
+        </w:rPr>
+        <w:t xml:space="preserve"> Applications,” </w:t>
+      </w:r>
+      <w:proofErr w:type="spellStart"/>
       <w:r>
         <w:rPr>
           <w:rFonts w:ascii="Arial" w:hAnsi="Arial" w:cs="Arial"/>
@@ -9161,7 +9365,19 @@
           <w:szCs w:val="28"/>
           <w:lang w:eastAsia="de-DE"/>
         </w:rPr>
-        <w:t>arXiv preprint</w:t>
+        <w:t>arXiv</w:t>
+      </w:r>
+      <w:proofErr w:type="spellEnd"/>
+      <w:r>
+        <w:rPr>
+          <w:rFonts w:ascii="Arial" w:hAnsi="Arial" w:cs="Arial"/>
+          <w:i/>
+          <w:iCs/>
+          <w:sz w:val="28"/>
+          <w:szCs w:val="28"/>
+          <w:lang w:eastAsia="de-DE"/>
+        </w:rPr>
+        <w:t xml:space="preserve"> preprint</w:t>
       </w:r>
       <w:r>
         <w:rPr>
@@ -9173,6 +9389,7 @@
         <w:t xml:space="preserve">, March 2025. </w:t>
       </w:r>
       <w:hyperlink r:id="rId12" w:tgtFrame="_blank" w:history="1">
+        <w:proofErr w:type="spellStart"/>
         <w:r>
           <w:rPr>
             <w:rStyle w:val="Hyperlink"/>
@@ -9183,6 +9400,7 @@
           </w:rPr>
           <w:t>arXiv</w:t>
         </w:r>
+        <w:proofErr w:type="spellEnd"/>
       </w:hyperlink>
     </w:p>
     <w:p>
@@ -9203,8 +9421,49 @@
           <w:lang w:eastAsia="de-DE"/>
         </w:rPr>
         <w:lastRenderedPageBreak/>
-        <w:t xml:space="preserve">[3] Ye Cheng, Minghui Xu, Yue Zhang, Kun Li, Ruoxi Wang, Lian Yang, “AutoIoT: Automated IoT Platform Using Large Language Models,” </w:t>
-      </w:r>
+        <w:t xml:space="preserve">[3] Ye Cheng, </w:t>
+      </w:r>
+      <w:proofErr w:type="spellStart"/>
+      <w:r>
+        <w:rPr>
+          <w:rFonts w:ascii="Arial" w:hAnsi="Arial" w:cs="Arial"/>
+          <w:sz w:val="28"/>
+          <w:szCs w:val="28"/>
+          <w:lang w:eastAsia="de-DE"/>
+        </w:rPr>
+        <w:t>Minghui</w:t>
+      </w:r>
+      <w:proofErr w:type="spellEnd"/>
+      <w:r>
+        <w:rPr>
+          <w:rFonts w:ascii="Arial" w:hAnsi="Arial" w:cs="Arial"/>
+          <w:sz w:val="28"/>
+          <w:szCs w:val="28"/>
+          <w:lang w:eastAsia="de-DE"/>
+        </w:rPr>
+        <w:t xml:space="preserve"> Xu, Yue Zhang, Kun Li, Ruoxi Wang, Lian Yang, “</w:t>
+      </w:r>
+      <w:proofErr w:type="spellStart"/>
+      <w:r>
+        <w:rPr>
+          <w:rFonts w:ascii="Arial" w:hAnsi="Arial" w:cs="Arial"/>
+          <w:sz w:val="28"/>
+          <w:szCs w:val="28"/>
+          <w:lang w:eastAsia="de-DE"/>
+        </w:rPr>
+        <w:t>AutoIoT</w:t>
+      </w:r>
+      <w:proofErr w:type="spellEnd"/>
+      <w:r>
+        <w:rPr>
+          <w:rFonts w:ascii="Arial" w:hAnsi="Arial" w:cs="Arial"/>
+          <w:sz w:val="28"/>
+          <w:szCs w:val="28"/>
+          <w:lang w:eastAsia="de-DE"/>
+        </w:rPr>
+        <w:t xml:space="preserve">: Automated IoT Platform Using Large Language Models,” </w:t>
+      </w:r>
+      <w:proofErr w:type="spellStart"/>
       <w:r>
         <w:rPr>
           <w:rFonts w:ascii="Arial" w:hAnsi="Arial" w:cs="Arial"/>
@@ -9214,7 +9473,19 @@
           <w:szCs w:val="28"/>
           <w:lang w:eastAsia="de-DE"/>
         </w:rPr>
-        <w:t>arXiv preprint</w:t>
+        <w:t>arXiv</w:t>
+      </w:r>
+      <w:proofErr w:type="spellEnd"/>
+      <w:r>
+        <w:rPr>
+          <w:rFonts w:ascii="Arial" w:hAnsi="Arial" w:cs="Arial"/>
+          <w:i/>
+          <w:iCs/>
+          <w:sz w:val="28"/>
+          <w:szCs w:val="28"/>
+          <w:lang w:eastAsia="de-DE"/>
+        </w:rPr>
+        <w:t xml:space="preserve"> preprint</w:t>
       </w:r>
       <w:r>
         <w:rPr>
@@ -9226,6 +9497,7 @@
         <w:t xml:space="preserve">, November 2024. </w:t>
       </w:r>
       <w:hyperlink r:id="rId13" w:tgtFrame="_blank" w:history="1">
+        <w:proofErr w:type="spellStart"/>
         <w:r>
           <w:rPr>
             <w:rStyle w:val="Hyperlink"/>
@@ -9236,6 +9508,7 @@
           </w:rPr>
           <w:t>arXiv</w:t>
         </w:r>
+        <w:proofErr w:type="spellEnd"/>
       </w:hyperlink>
     </w:p>
     <w:p>
@@ -9278,6 +9551,7 @@
         <w:t xml:space="preserve"> (MDPI), 2025. </w:t>
       </w:r>
       <w:hyperlink r:id="rId14" w:tgtFrame="_blank" w:history="1">
+        <w:proofErr w:type="spellStart"/>
         <w:r>
           <w:rPr>
             <w:rStyle w:val="Hyperlink"/>
@@ -9300,6 +9574,7 @@
           </w:rPr>
           <w:t>PubMed</w:t>
         </w:r>
+        <w:proofErr w:type="spellEnd"/>
       </w:hyperlink>
     </w:p>
     <w:p>
@@ -9319,7 +9594,127 @@
           <w:szCs w:val="28"/>
           <w:lang w:eastAsia="de-DE"/>
         </w:rPr>
-        <w:t>[5] Ye Cheng, Minghui Xu, Yue Zhang, Kun Li, Hao Wu, Yechao Zhang, Shaoyong Guo, Wangjie Qiu, Dongxiao Yu, Xiuzhen Cheng, “Say What You Mean: Natural Language Access Control with Large Language Models for Internet of Things (</w:t>
+        <w:t xml:space="preserve">[5] Ye Cheng, </w:t>
+      </w:r>
+      <w:proofErr w:type="spellStart"/>
+      <w:r>
+        <w:rPr>
+          <w:rFonts w:ascii="Arial" w:hAnsi="Arial" w:cs="Arial"/>
+          <w:sz w:val="28"/>
+          <w:szCs w:val="28"/>
+          <w:lang w:eastAsia="de-DE"/>
+        </w:rPr>
+        <w:t>Minghui</w:t>
+      </w:r>
+      <w:proofErr w:type="spellEnd"/>
+      <w:r>
+        <w:rPr>
+          <w:rFonts w:ascii="Arial" w:hAnsi="Arial" w:cs="Arial"/>
+          <w:sz w:val="28"/>
+          <w:szCs w:val="28"/>
+          <w:lang w:eastAsia="de-DE"/>
+        </w:rPr>
+        <w:t xml:space="preserve"> Xu, Yue Zhang, Kun Li, Hao Wu, </w:t>
+      </w:r>
+      <w:proofErr w:type="spellStart"/>
+      <w:r>
+        <w:rPr>
+          <w:rFonts w:ascii="Arial" w:hAnsi="Arial" w:cs="Arial"/>
+          <w:sz w:val="28"/>
+          <w:szCs w:val="28"/>
+          <w:lang w:eastAsia="de-DE"/>
+        </w:rPr>
+        <w:t>Yechao</w:t>
+      </w:r>
+      <w:proofErr w:type="spellEnd"/>
+      <w:r>
+        <w:rPr>
+          <w:rFonts w:ascii="Arial" w:hAnsi="Arial" w:cs="Arial"/>
+          <w:sz w:val="28"/>
+          <w:szCs w:val="28"/>
+          <w:lang w:eastAsia="de-DE"/>
+        </w:rPr>
+        <w:t xml:space="preserve"> Zhang, </w:t>
+      </w:r>
+      <w:proofErr w:type="spellStart"/>
+      <w:r>
+        <w:rPr>
+          <w:rFonts w:ascii="Arial" w:hAnsi="Arial" w:cs="Arial"/>
+          <w:sz w:val="28"/>
+          <w:szCs w:val="28"/>
+          <w:lang w:eastAsia="de-DE"/>
+        </w:rPr>
+        <w:t>Shaoyong</w:t>
+      </w:r>
+      <w:proofErr w:type="spellEnd"/>
+      <w:r>
+        <w:rPr>
+          <w:rFonts w:ascii="Arial" w:hAnsi="Arial" w:cs="Arial"/>
+          <w:sz w:val="28"/>
+          <w:szCs w:val="28"/>
+          <w:lang w:eastAsia="de-DE"/>
+        </w:rPr>
+        <w:t xml:space="preserve"> Guo, </w:t>
+      </w:r>
+      <w:proofErr w:type="spellStart"/>
+      <w:r>
+        <w:rPr>
+          <w:rFonts w:ascii="Arial" w:hAnsi="Arial" w:cs="Arial"/>
+          <w:sz w:val="28"/>
+          <w:szCs w:val="28"/>
+          <w:lang w:eastAsia="de-DE"/>
+        </w:rPr>
+        <w:t>Wangjie</w:t>
+      </w:r>
+      <w:proofErr w:type="spellEnd"/>
+      <w:r>
+        <w:rPr>
+          <w:rFonts w:ascii="Arial" w:hAnsi="Arial" w:cs="Arial"/>
+          <w:sz w:val="28"/>
+          <w:szCs w:val="28"/>
+          <w:lang w:eastAsia="de-DE"/>
+        </w:rPr>
+        <w:t xml:space="preserve"> Qiu, </w:t>
+      </w:r>
+      <w:proofErr w:type="spellStart"/>
+      <w:r>
+        <w:rPr>
+          <w:rFonts w:ascii="Arial" w:hAnsi="Arial" w:cs="Arial"/>
+          <w:sz w:val="28"/>
+          <w:szCs w:val="28"/>
+          <w:lang w:eastAsia="de-DE"/>
+        </w:rPr>
+        <w:t>Dongxiao</w:t>
+      </w:r>
+      <w:proofErr w:type="spellEnd"/>
+      <w:r>
+        <w:rPr>
+          <w:rFonts w:ascii="Arial" w:hAnsi="Arial" w:cs="Arial"/>
+          <w:sz w:val="28"/>
+          <w:szCs w:val="28"/>
+          <w:lang w:eastAsia="de-DE"/>
+        </w:rPr>
+        <w:t xml:space="preserve"> Yu, </w:t>
+      </w:r>
+      <w:proofErr w:type="spellStart"/>
+      <w:r>
+        <w:rPr>
+          <w:rFonts w:ascii="Arial" w:hAnsi="Arial" w:cs="Arial"/>
+          <w:sz w:val="28"/>
+          <w:szCs w:val="28"/>
+          <w:lang w:eastAsia="de-DE"/>
+        </w:rPr>
+        <w:t>Xiuzhen</w:t>
+      </w:r>
+      <w:proofErr w:type="spellEnd"/>
+      <w:r>
+        <w:rPr>
+          <w:rFonts w:ascii="Arial" w:hAnsi="Arial" w:cs="Arial"/>
+          <w:sz w:val="28"/>
+          <w:szCs w:val="28"/>
+          <w:lang w:eastAsia="de-DE"/>
+        </w:rPr>
+        <w:t xml:space="preserve"> Cheng, “Say What You Mean: Natural Language Access Control with Large Language Models for Internet of Things (</w:t>
       </w:r>
       <w:r>
         <w:rPr>
@@ -9341,6 +9736,7 @@
         </w:rPr>
         <w:t xml:space="preserve">),” </w:t>
       </w:r>
+      <w:proofErr w:type="spellStart"/>
       <w:r>
         <w:rPr>
           <w:rFonts w:ascii="Arial" w:hAnsi="Arial" w:cs="Arial"/>
@@ -9350,7 +9746,19 @@
           <w:szCs w:val="28"/>
           <w:lang w:eastAsia="de-DE"/>
         </w:rPr>
-        <w:t>arXiv preprint</w:t>
+        <w:t>arXiv</w:t>
+      </w:r>
+      <w:proofErr w:type="spellEnd"/>
+      <w:r>
+        <w:rPr>
+          <w:rFonts w:ascii="Arial" w:hAnsi="Arial" w:cs="Arial"/>
+          <w:i/>
+          <w:iCs/>
+          <w:sz w:val="28"/>
+          <w:szCs w:val="28"/>
+          <w:lang w:eastAsia="de-DE"/>
+        </w:rPr>
+        <w:t xml:space="preserve"> preprint</w:t>
       </w:r>
       <w:r>
         <w:rPr>
@@ -10408,6 +10816,7 @@
                 <w:szCs w:val="24"/>
                 <w:lang w:eastAsia="de-DE"/>
               </w:rPr>
+              <w:lastRenderedPageBreak/>
               <w:t>7</w:t>
             </w:r>
           </w:p>
@@ -10988,18 +11397,7 @@
                 <w:szCs w:val="24"/>
                 <w:lang w:eastAsia="de-DE"/>
               </w:rPr>
-              <w:t xml:space="preserve">Goal </w:t>
-            </w:r>
-            <w:r>
-              <w:rPr>
-                <w:rFonts w:ascii="Arial" w:eastAsia="Times New Roman" w:hAnsi="Arial" w:cs="Arial"/>
-                <w:b/>
-                <w:bCs/>
-                <w:sz w:val="24"/>
-                <w:szCs w:val="24"/>
-                <w:lang w:eastAsia="de-DE"/>
-              </w:rPr>
-              <w:t>1</w:t>
+              <w:t>Goal 1</w:t>
             </w:r>
           </w:p>
         </w:tc>
@@ -11101,18 +11499,7 @@
                 <w:szCs w:val="24"/>
                 <w:lang w:eastAsia="de-DE"/>
               </w:rPr>
-              <w:t xml:space="preserve">Goal </w:t>
-            </w:r>
-            <w:r>
-              <w:rPr>
-                <w:rFonts w:ascii="Arial" w:eastAsia="Times New Roman" w:hAnsi="Arial" w:cs="Arial"/>
-                <w:b/>
-                <w:bCs/>
-                <w:sz w:val="24"/>
-                <w:szCs w:val="24"/>
-                <w:lang w:eastAsia="de-DE"/>
-              </w:rPr>
-              <w:t>2</w:t>
+              <w:t>Goal 2</w:t>
             </w:r>
           </w:p>
         </w:tc>
@@ -11214,18 +11601,7 @@
                 <w:szCs w:val="24"/>
                 <w:lang w:eastAsia="de-DE"/>
               </w:rPr>
-              <w:t xml:space="preserve">Goal </w:t>
-            </w:r>
-            <w:r>
-              <w:rPr>
-                <w:rFonts w:ascii="Arial" w:eastAsia="Times New Roman" w:hAnsi="Arial" w:cs="Arial"/>
-                <w:b/>
-                <w:bCs/>
-                <w:sz w:val="24"/>
-                <w:szCs w:val="24"/>
-                <w:lang w:eastAsia="de-DE"/>
-              </w:rPr>
-              <w:t>3</w:t>
+              <w:t>Goal 3</w:t>
             </w:r>
           </w:p>
         </w:tc>
@@ -11327,18 +11703,7 @@
                 <w:szCs w:val="24"/>
                 <w:lang w:eastAsia="de-DE"/>
               </w:rPr>
-              <w:t xml:space="preserve">Goal </w:t>
-            </w:r>
-            <w:r>
-              <w:rPr>
-                <w:rFonts w:ascii="Arial" w:eastAsia="Times New Roman" w:hAnsi="Arial" w:cs="Arial"/>
-                <w:b/>
-                <w:bCs/>
-                <w:sz w:val="24"/>
-                <w:szCs w:val="24"/>
-                <w:lang w:eastAsia="de-DE"/>
-              </w:rPr>
-              <w:t>4</w:t>
+              <w:t>Goal 4</w:t>
             </w:r>
           </w:p>
         </w:tc>
@@ -11440,18 +11805,7 @@
                 <w:szCs w:val="24"/>
                 <w:lang w:eastAsia="de-DE"/>
               </w:rPr>
-              <w:t xml:space="preserve">Goal </w:t>
-            </w:r>
-            <w:r>
-              <w:rPr>
-                <w:rFonts w:ascii="Arial" w:eastAsia="Times New Roman" w:hAnsi="Arial" w:cs="Arial"/>
-                <w:b/>
-                <w:bCs/>
-                <w:sz w:val="24"/>
-                <w:szCs w:val="24"/>
-                <w:lang w:eastAsia="de-DE"/>
-              </w:rPr>
-              <w:t>5</w:t>
+              <w:t>Goal 5</w:t>
             </w:r>
           </w:p>
         </w:tc>
@@ -11553,18 +11907,7 @@
                 <w:szCs w:val="24"/>
                 <w:lang w:eastAsia="de-DE"/>
               </w:rPr>
-              <w:t xml:space="preserve">Goal </w:t>
-            </w:r>
-            <w:r>
-              <w:rPr>
-                <w:rFonts w:ascii="Arial" w:eastAsia="Times New Roman" w:hAnsi="Arial" w:cs="Arial"/>
-                <w:b/>
-                <w:bCs/>
-                <w:sz w:val="24"/>
-                <w:szCs w:val="24"/>
-                <w:lang w:eastAsia="de-DE"/>
-              </w:rPr>
-              <w:t>6</w:t>
+              <w:t>Goal 6</w:t>
             </w:r>
           </w:p>
         </w:tc>
@@ -11666,18 +12009,7 @@
                 <w:szCs w:val="24"/>
                 <w:lang w:eastAsia="de-DE"/>
               </w:rPr>
-              <w:t xml:space="preserve">Goal </w:t>
-            </w:r>
-            <w:r>
-              <w:rPr>
-                <w:rFonts w:ascii="Arial" w:eastAsia="Times New Roman" w:hAnsi="Arial" w:cs="Arial"/>
-                <w:b/>
-                <w:bCs/>
-                <w:sz w:val="24"/>
-                <w:szCs w:val="24"/>
-                <w:lang w:eastAsia="de-DE"/>
-              </w:rPr>
-              <w:t>7</w:t>
+              <w:t>Goal 7</w:t>
             </w:r>
           </w:p>
         </w:tc>
@@ -12150,24 +12482,7 @@
           <w:lang w:eastAsia="de-DE"/>
         </w:rPr>
         <w:tab/>
-      </w:r>
-      <w:r>
-        <w:rPr>
-          <w:rFonts w:ascii="Arial" w:eastAsia="Times New Roman" w:hAnsi="Arial" w:cs="Arial"/>
-          <w:sz w:val="24"/>
-          <w:szCs w:val="24"/>
-          <w:lang w:eastAsia="de-DE"/>
-        </w:rPr>
-        <w:t>Tayyab Ahmad</w:t>
-      </w:r>
-      <w:r>
-        <w:rPr>
-          <w:rFonts w:ascii="Arial" w:eastAsia="Times New Roman" w:hAnsi="Arial" w:cs="Arial"/>
-          <w:sz w:val="24"/>
-          <w:szCs w:val="24"/>
-          <w:lang w:eastAsia="de-DE"/>
-        </w:rPr>
-        <w:t xml:space="preserve"> (22MDSWE217)</w:t>
+        <w:t>Tayyab Ahmad (22MDSWE217)</w:t>
       </w:r>
     </w:p>
     <w:p>
@@ -15460,6 +15775,7 @@
   <w:style w:type="character" w:default="1" w:styleId="DefaultParagraphFont">
     <w:name w:val="Default Paragraph Font"/>
     <w:uiPriority w:val="1"/>
+    <w:semiHidden/>
     <w:unhideWhenUsed/>
   </w:style>
   <w:style w:type="table" w:default="1" w:styleId="TableNormal">
